--- a/2520030508_Practical/os-week-3.docx
+++ b/2520030508_Practical/os-week-3.docx
@@ -177,7 +177,25 @@
           <w:color w:val="333333"/>
           <w:sz w:val="24"/>
         </w:rPr>
-        <w:t xml:space="preserve">3.  Develop a C program using fork() that creates a parent and child process. Display the Process ID (PID), Parent Process ID (PPID), and process states at different stages of execution. </w:t>
+        <w:t xml:space="preserve">3.  Develop a C program using </w:t>
+      </w:r>
+      <w:proofErr w:type="gramStart"/>
+      <w:r>
+        <w:rPr>
+          <w:rFonts w:ascii="Times New Roman" w:eastAsia="Times New Roman" w:hAnsi="Times New Roman" w:cs="Times New Roman"/>
+          <w:color w:val="333333"/>
+          <w:sz w:val="24"/>
+        </w:rPr>
+        <w:t>fork(</w:t>
+      </w:r>
+      <w:proofErr w:type="gramEnd"/>
+      <w:r>
+        <w:rPr>
+          <w:rFonts w:ascii="Times New Roman" w:eastAsia="Times New Roman" w:hAnsi="Times New Roman" w:cs="Times New Roman"/>
+          <w:color w:val="333333"/>
+          <w:sz w:val="24"/>
+        </w:rPr>
+        <w:t xml:space="preserve">) that creates a parent and child process. Display the Process ID (PID), Parent Process ID (PPID), and process states at different stages of execution. </w:t>
       </w:r>
     </w:p>
     <w:p>
@@ -358,19 +376,21 @@
       </w:pPr>
       <w:r>
         <w:rPr>
-          <w:noProof/>
+          <w:sz w:val="24"/>
         </w:rPr>
         <w:drawing>
-          <wp:inline distT="0" distB="0" distL="0" distR="0" wp14:anchorId="01F02BE3" wp14:editId="75D06553">
-            <wp:extent cx="3322320" cy="4884421"/>
-            <wp:effectExtent l="0" t="0" r="0" b="0"/>
-            <wp:docPr id="81" name="Picture 81"/>
-            <wp:cNvGraphicFramePr/>
+          <wp:inline distT="0" distB="0" distL="0" distR="0" wp14:anchorId="46E34F16" wp14:editId="40CA0FC0">
+            <wp:extent cx="5806943" cy="6629975"/>
+            <wp:effectExtent l="0" t="0" r="3810" b="0"/>
+            <wp:docPr id="1048265678" name="Picture 1" descr="The image shows a code snippet in the nano text editor, featuring a C program that demonstrates the use of `fork()` to create a child process, with print statements to indicate the process IDs and their execution order.&#10;&#10;AI-generated content may be incorrect."/>
+            <wp:cNvGraphicFramePr>
+              <a:graphicFrameLocks xmlns:a="http://schemas.openxmlformats.org/drawingml/2006/main" noChangeAspect="1"/>
+            </wp:cNvGraphicFramePr>
             <a:graphic xmlns:a="http://schemas.openxmlformats.org/drawingml/2006/main">
               <a:graphicData uri="http://schemas.openxmlformats.org/drawingml/2006/picture">
                 <pic:pic xmlns:pic="http://schemas.openxmlformats.org/drawingml/2006/picture">
                   <pic:nvPicPr>
-                    <pic:cNvPr id="81" name="Picture 81"/>
+                    <pic:cNvPr id="1048265678" name="Picture 1" descr="The image shows a code snippet in the nano text editor, featuring a C program that demonstrates the use of `fork()` to create a child process, with print statements to indicate the process IDs and their execution order.&#10;&#10;AI-generated content may be incorrect."/>
                     <pic:cNvPicPr/>
                   </pic:nvPicPr>
                   <pic:blipFill>
@@ -382,7 +402,7 @@
                   <pic:spPr>
                     <a:xfrm>
                       <a:off x="0" y="0"/>
-                      <a:ext cx="3322320" cy="4884421"/>
+                      <a:ext cx="5806943" cy="6629975"/>
                     </a:xfrm>
                     <a:prstGeom prst="rect">
                       <a:avLst/>
@@ -475,19 +495,24 @@
       </w:pPr>
       <w:r>
         <w:rPr>
-          <w:noProof/>
-        </w:rPr>
+          <w:rFonts w:ascii="Times New Roman" w:eastAsia="Times New Roman" w:hAnsi="Times New Roman" w:cs="Times New Roman"/>
+          <w:color w:val="333333"/>
+          <w:sz w:val="24"/>
+        </w:rPr>
+        <w:lastRenderedPageBreak/>
         <w:drawing>
-          <wp:inline distT="0" distB="0" distL="0" distR="0" wp14:anchorId="56CC1465" wp14:editId="6E373F2E">
-            <wp:extent cx="3025140" cy="1539240"/>
+          <wp:inline distT="0" distB="0" distL="0" distR="0" wp14:anchorId="0FEDF437" wp14:editId="793F7F63">
+            <wp:extent cx="3581710" cy="2743438"/>
             <wp:effectExtent l="0" t="0" r="0" b="0"/>
-            <wp:docPr id="83" name="Picture 83"/>
-            <wp:cNvGraphicFramePr/>
+            <wp:docPr id="864621910" name="Picture 1" descr="The image shows a terminal session where a C program is being compiled and executed, displaying the process IDs of a parent and child process.&#10;&#10;AI-generated content may be incorrect."/>
+            <wp:cNvGraphicFramePr>
+              <a:graphicFrameLocks xmlns:a="http://schemas.openxmlformats.org/drawingml/2006/main" noChangeAspect="1"/>
+            </wp:cNvGraphicFramePr>
             <a:graphic xmlns:a="http://schemas.openxmlformats.org/drawingml/2006/main">
               <a:graphicData uri="http://schemas.openxmlformats.org/drawingml/2006/picture">
                 <pic:pic xmlns:pic="http://schemas.openxmlformats.org/drawingml/2006/picture">
                   <pic:nvPicPr>
-                    <pic:cNvPr id="83" name="Picture 83"/>
+                    <pic:cNvPr id="864621910" name="Picture 1" descr="The image shows a terminal session where a C program is being compiled and executed, displaying the process IDs of a parent and child process.&#10;&#10;AI-generated content may be incorrect."/>
                     <pic:cNvPicPr/>
                   </pic:nvPicPr>
                   <pic:blipFill>
@@ -499,7 +524,7 @@
                   <pic:spPr>
                     <a:xfrm>
                       <a:off x="0" y="0"/>
-                      <a:ext cx="3025140" cy="1539240"/>
+                      <a:ext cx="3581710" cy="2743438"/>
                     </a:xfrm>
                     <a:prstGeom prst="rect">
                       <a:avLst/>
